--- a/Analiza rada multimodalnih sustava.docx
+++ b/Analiza rada multimodalnih sustava.docx
@@ -202,16 +202,12 @@
       <w:pPr>
         <w:pStyle w:val="TOC1"/>
         <w:rPr>
-          <w:rFonts w:ascii="Calibri" w:hAnsi="Calibri" w:cs="Calibri"/>
-          <w:sz w:val="28"/>
-          <w:szCs w:val="28"/>
-        </w:rPr>
-      </w:pPr>
-      <w:r>
-        <w:rPr>
-          <w:rFonts w:ascii="Calibri" w:hAnsi="Calibri" w:cs="Calibri"/>
-          <w:sz w:val="28"/>
-          <w:szCs w:val="28"/>
+          <w:rFonts w:ascii="Arial" w:hAnsi="Arial" w:cs="Arial"/>
+        </w:rPr>
+      </w:pPr>
+      <w:r>
+        <w:rPr>
+          <w:rFonts w:ascii="Arial" w:hAnsi="Arial" w:cs="Arial"/>
         </w:rPr>
         <w:lastRenderedPageBreak/>
         <w:t>Sadržaj</w:t>
@@ -221,35 +217,20 @@
       <w:pPr>
         <w:pStyle w:val="TOC1"/>
         <w:rPr>
-          <w:rFonts w:eastAsiaTheme="minorEastAsia"/>
+          <w:rFonts w:asciiTheme="minorHAnsi" w:eastAsiaTheme="minorEastAsia" w:hAnsiTheme="minorHAnsi"/>
           <w:lang w:val="en-GB" w:eastAsia="en-GB"/>
         </w:rPr>
       </w:pPr>
       <w:r>
-        <w:rPr>
-          <w:rFonts w:ascii="Calibri" w:hAnsi="Calibri" w:cs="Calibri"/>
-          <w:sz w:val="28"/>
-          <w:szCs w:val="28"/>
-        </w:rPr>
         <w:fldChar w:fldCharType="begin"/>
       </w:r>
       <w:r>
-        <w:rPr>
-          <w:rFonts w:ascii="Calibri" w:hAnsi="Calibri" w:cs="Calibri"/>
-          <w:sz w:val="28"/>
-          <w:szCs w:val="28"/>
-        </w:rPr>
         <w:instrText xml:space="preserve"> TOC \o "1-3" \h \z \u </w:instrText>
       </w:r>
       <w:r>
-        <w:rPr>
-          <w:rFonts w:ascii="Calibri" w:hAnsi="Calibri" w:cs="Calibri"/>
-          <w:sz w:val="28"/>
-          <w:szCs w:val="28"/>
-        </w:rPr>
         <w:fldChar w:fldCharType="separate"/>
       </w:r>
-      <w:hyperlink w:anchor="_Toc229672474" w:history="1">
+      <w:hyperlink w:anchor="_Toc229679751" w:history="1">
         <w:r>
           <w:rPr>
             <w:rStyle w:val="Hyperlink"/>
@@ -258,7 +239,7 @@
         </w:r>
         <w:r>
           <w:rPr>
-            <w:rFonts w:eastAsiaTheme="minorEastAsia"/>
+            <w:rFonts w:asciiTheme="minorHAnsi" w:eastAsiaTheme="minorEastAsia" w:hAnsiTheme="minorHAnsi"/>
             <w:lang w:val="en-GB" w:eastAsia="en-GB"/>
           </w:rPr>
           <w:tab/>
@@ -285,7 +266,7 @@
           <w:rPr>
             <w:webHidden/>
           </w:rPr>
-          <w:instrText xml:space="preserve"> PAGEREF _Toc229672474 \h </w:instrText>
+          <w:instrText xml:space="preserve"> PAGEREF _Toc229679751 \h </w:instrText>
         </w:r>
         <w:r>
           <w:rPr>
@@ -316,11 +297,11 @@
       <w:pPr>
         <w:pStyle w:val="TOC1"/>
         <w:rPr>
-          <w:rFonts w:eastAsiaTheme="minorEastAsia"/>
+          <w:rFonts w:asciiTheme="minorHAnsi" w:eastAsiaTheme="minorEastAsia" w:hAnsiTheme="minorHAnsi"/>
           <w:lang w:val="en-GB" w:eastAsia="en-GB"/>
         </w:rPr>
       </w:pPr>
-      <w:hyperlink w:anchor="_Toc229672475" w:history="1">
+      <w:hyperlink w:anchor="_Toc229679752" w:history="1">
         <w:r>
           <w:rPr>
             <w:rStyle w:val="Hyperlink"/>
@@ -329,7 +310,7 @@
         </w:r>
         <w:r>
           <w:rPr>
-            <w:rFonts w:eastAsiaTheme="minorEastAsia"/>
+            <w:rFonts w:asciiTheme="minorHAnsi" w:eastAsiaTheme="minorEastAsia" w:hAnsiTheme="minorHAnsi"/>
             <w:lang w:val="en-GB" w:eastAsia="en-GB"/>
           </w:rPr>
           <w:tab/>
@@ -338,6 +319,965 @@
           <w:rPr>
             <w:rStyle w:val="Hyperlink"/>
           </w:rPr>
+          <w:t>Pregled korištenih sustava</w:t>
+        </w:r>
+        <w:r>
+          <w:rPr>
+            <w:webHidden/>
+          </w:rPr>
+          <w:tab/>
+        </w:r>
+        <w:r>
+          <w:rPr>
+            <w:webHidden/>
+          </w:rPr>
+          <w:fldChar w:fldCharType="begin"/>
+        </w:r>
+        <w:r>
+          <w:rPr>
+            <w:webHidden/>
+          </w:rPr>
+          <w:instrText xml:space="preserve"> PAGEREF _Toc229679752 \h </w:instrText>
+        </w:r>
+        <w:r>
+          <w:rPr>
+            <w:webHidden/>
+          </w:rPr>
+        </w:r>
+        <w:r>
+          <w:rPr>
+            <w:webHidden/>
+          </w:rPr>
+          <w:fldChar w:fldCharType="separate"/>
+        </w:r>
+        <w:r>
+          <w:rPr>
+            <w:webHidden/>
+          </w:rPr>
+          <w:t>2</w:t>
+        </w:r>
+        <w:r>
+          <w:rPr>
+            <w:webHidden/>
+          </w:rPr>
+          <w:fldChar w:fldCharType="end"/>
+        </w:r>
+      </w:hyperlink>
+    </w:p>
+    <w:p>
+      <w:pPr>
+        <w:pStyle w:val="TOC2"/>
+        <w:tabs>
+          <w:tab w:val="left" w:pos="960"/>
+          <w:tab w:val="right" w:leader="dot" w:pos="9016"/>
+        </w:tabs>
+        <w:rPr>
+          <w:rFonts w:asciiTheme="minorHAnsi" w:eastAsiaTheme="minorEastAsia" w:hAnsiTheme="minorHAnsi"/>
+          <w:lang w:val="en-GB" w:eastAsia="en-GB"/>
+        </w:rPr>
+      </w:pPr>
+      <w:hyperlink w:anchor="_Toc229679753" w:history="1">
+        <w:r>
+          <w:rPr>
+            <w:rStyle w:val="Hyperlink"/>
+          </w:rPr>
+          <w:t>2.1</w:t>
+        </w:r>
+        <w:r>
+          <w:rPr>
+            <w:rFonts w:asciiTheme="minorHAnsi" w:eastAsiaTheme="minorEastAsia" w:hAnsiTheme="minorHAnsi"/>
+            <w:lang w:val="en-GB" w:eastAsia="en-GB"/>
+          </w:rPr>
+          <w:tab/>
+        </w:r>
+        <w:r>
+          <w:rPr>
+            <w:rStyle w:val="Hyperlink"/>
+          </w:rPr>
+          <w:t>ChatGPT</w:t>
+        </w:r>
+        <w:r>
+          <w:rPr>
+            <w:webHidden/>
+          </w:rPr>
+          <w:tab/>
+        </w:r>
+        <w:r>
+          <w:rPr>
+            <w:webHidden/>
+          </w:rPr>
+          <w:fldChar w:fldCharType="begin"/>
+        </w:r>
+        <w:r>
+          <w:rPr>
+            <w:webHidden/>
+          </w:rPr>
+          <w:instrText xml:space="preserve"> PAGEREF _Toc229679753 \h </w:instrText>
+        </w:r>
+        <w:r>
+          <w:rPr>
+            <w:webHidden/>
+          </w:rPr>
+        </w:r>
+        <w:r>
+          <w:rPr>
+            <w:webHidden/>
+          </w:rPr>
+          <w:fldChar w:fldCharType="separate"/>
+        </w:r>
+        <w:r>
+          <w:rPr>
+            <w:webHidden/>
+          </w:rPr>
+          <w:t>2</w:t>
+        </w:r>
+        <w:r>
+          <w:rPr>
+            <w:webHidden/>
+          </w:rPr>
+          <w:fldChar w:fldCharType="end"/>
+        </w:r>
+      </w:hyperlink>
+    </w:p>
+    <w:p>
+      <w:pPr>
+        <w:pStyle w:val="TOC2"/>
+        <w:tabs>
+          <w:tab w:val="left" w:pos="960"/>
+          <w:tab w:val="right" w:leader="dot" w:pos="9016"/>
+        </w:tabs>
+        <w:rPr>
+          <w:rFonts w:asciiTheme="minorHAnsi" w:eastAsiaTheme="minorEastAsia" w:hAnsiTheme="minorHAnsi"/>
+          <w:lang w:val="en-GB" w:eastAsia="en-GB"/>
+        </w:rPr>
+      </w:pPr>
+      <w:hyperlink w:anchor="_Toc229679754" w:history="1">
+        <w:r>
+          <w:rPr>
+            <w:rStyle w:val="Hyperlink"/>
+          </w:rPr>
+          <w:t>2.2</w:t>
+        </w:r>
+        <w:r>
+          <w:rPr>
+            <w:rFonts w:asciiTheme="minorHAnsi" w:eastAsiaTheme="minorEastAsia" w:hAnsiTheme="minorHAnsi"/>
+            <w:lang w:val="en-GB" w:eastAsia="en-GB"/>
+          </w:rPr>
+          <w:tab/>
+        </w:r>
+        <w:r>
+          <w:rPr>
+            <w:rStyle w:val="Hyperlink"/>
+          </w:rPr>
+          <w:t>Google Gemini</w:t>
+        </w:r>
+        <w:r>
+          <w:rPr>
+            <w:webHidden/>
+          </w:rPr>
+          <w:tab/>
+        </w:r>
+        <w:r>
+          <w:rPr>
+            <w:webHidden/>
+          </w:rPr>
+          <w:fldChar w:fldCharType="begin"/>
+        </w:r>
+        <w:r>
+          <w:rPr>
+            <w:webHidden/>
+          </w:rPr>
+          <w:instrText xml:space="preserve"> PAGEREF _Toc229679754 \h </w:instrText>
+        </w:r>
+        <w:r>
+          <w:rPr>
+            <w:webHidden/>
+          </w:rPr>
+        </w:r>
+        <w:r>
+          <w:rPr>
+            <w:webHidden/>
+          </w:rPr>
+          <w:fldChar w:fldCharType="separate"/>
+        </w:r>
+        <w:r>
+          <w:rPr>
+            <w:webHidden/>
+          </w:rPr>
+          <w:t>2</w:t>
+        </w:r>
+        <w:r>
+          <w:rPr>
+            <w:webHidden/>
+          </w:rPr>
+          <w:fldChar w:fldCharType="end"/>
+        </w:r>
+      </w:hyperlink>
+    </w:p>
+    <w:p>
+      <w:pPr>
+        <w:pStyle w:val="TOC2"/>
+        <w:tabs>
+          <w:tab w:val="left" w:pos="960"/>
+          <w:tab w:val="right" w:leader="dot" w:pos="9016"/>
+        </w:tabs>
+        <w:rPr>
+          <w:rFonts w:asciiTheme="minorHAnsi" w:eastAsiaTheme="minorEastAsia" w:hAnsiTheme="minorHAnsi"/>
+          <w:lang w:val="en-GB" w:eastAsia="en-GB"/>
+        </w:rPr>
+      </w:pPr>
+      <w:hyperlink w:anchor="_Toc229679755" w:history="1">
+        <w:r>
+          <w:rPr>
+            <w:rStyle w:val="Hyperlink"/>
+          </w:rPr>
+          <w:t>2.3</w:t>
+        </w:r>
+        <w:r>
+          <w:rPr>
+            <w:rFonts w:asciiTheme="minorHAnsi" w:eastAsiaTheme="minorEastAsia" w:hAnsiTheme="minorHAnsi"/>
+            <w:lang w:val="en-GB" w:eastAsia="en-GB"/>
+          </w:rPr>
+          <w:tab/>
+        </w:r>
+        <w:r>
+          <w:rPr>
+            <w:rStyle w:val="Hyperlink"/>
+          </w:rPr>
+          <w:t>Claude</w:t>
+        </w:r>
+        <w:r>
+          <w:rPr>
+            <w:webHidden/>
+          </w:rPr>
+          <w:tab/>
+        </w:r>
+        <w:r>
+          <w:rPr>
+            <w:webHidden/>
+          </w:rPr>
+          <w:fldChar w:fldCharType="begin"/>
+        </w:r>
+        <w:r>
+          <w:rPr>
+            <w:webHidden/>
+          </w:rPr>
+          <w:instrText xml:space="preserve"> PAGEREF _Toc229679755 \h </w:instrText>
+        </w:r>
+        <w:r>
+          <w:rPr>
+            <w:webHidden/>
+          </w:rPr>
+        </w:r>
+        <w:r>
+          <w:rPr>
+            <w:webHidden/>
+          </w:rPr>
+          <w:fldChar w:fldCharType="separate"/>
+        </w:r>
+        <w:r>
+          <w:rPr>
+            <w:webHidden/>
+          </w:rPr>
+          <w:t>2</w:t>
+        </w:r>
+        <w:r>
+          <w:rPr>
+            <w:webHidden/>
+          </w:rPr>
+          <w:fldChar w:fldCharType="end"/>
+        </w:r>
+      </w:hyperlink>
+    </w:p>
+    <w:p>
+      <w:pPr>
+        <w:pStyle w:val="TOC2"/>
+        <w:tabs>
+          <w:tab w:val="left" w:pos="960"/>
+          <w:tab w:val="right" w:leader="dot" w:pos="9016"/>
+        </w:tabs>
+        <w:rPr>
+          <w:rFonts w:asciiTheme="minorHAnsi" w:eastAsiaTheme="minorEastAsia" w:hAnsiTheme="minorHAnsi"/>
+          <w:lang w:val="en-GB" w:eastAsia="en-GB"/>
+        </w:rPr>
+      </w:pPr>
+      <w:hyperlink w:anchor="_Toc229679756" w:history="1">
+        <w:r>
+          <w:rPr>
+            <w:rStyle w:val="Hyperlink"/>
+          </w:rPr>
+          <w:t>2.4</w:t>
+        </w:r>
+        <w:r>
+          <w:rPr>
+            <w:rFonts w:asciiTheme="minorHAnsi" w:eastAsiaTheme="minorEastAsia" w:hAnsiTheme="minorHAnsi"/>
+            <w:lang w:val="en-GB" w:eastAsia="en-GB"/>
+          </w:rPr>
+          <w:tab/>
+        </w:r>
+        <w:r>
+          <w:rPr>
+            <w:rStyle w:val="Hyperlink"/>
+          </w:rPr>
+          <w:t>Microsoft Copilot</w:t>
+        </w:r>
+        <w:r>
+          <w:rPr>
+            <w:webHidden/>
+          </w:rPr>
+          <w:tab/>
+        </w:r>
+        <w:r>
+          <w:rPr>
+            <w:webHidden/>
+          </w:rPr>
+          <w:fldChar w:fldCharType="begin"/>
+        </w:r>
+        <w:r>
+          <w:rPr>
+            <w:webHidden/>
+          </w:rPr>
+          <w:instrText xml:space="preserve"> PAGEREF _Toc229679756 \h </w:instrText>
+        </w:r>
+        <w:r>
+          <w:rPr>
+            <w:webHidden/>
+          </w:rPr>
+        </w:r>
+        <w:r>
+          <w:rPr>
+            <w:webHidden/>
+          </w:rPr>
+          <w:fldChar w:fldCharType="separate"/>
+        </w:r>
+        <w:r>
+          <w:rPr>
+            <w:webHidden/>
+          </w:rPr>
+          <w:t>2</w:t>
+        </w:r>
+        <w:r>
+          <w:rPr>
+            <w:webHidden/>
+          </w:rPr>
+          <w:fldChar w:fldCharType="end"/>
+        </w:r>
+      </w:hyperlink>
+    </w:p>
+    <w:p>
+      <w:pPr>
+        <w:pStyle w:val="TOC1"/>
+        <w:rPr>
+          <w:rFonts w:asciiTheme="minorHAnsi" w:eastAsiaTheme="minorEastAsia" w:hAnsiTheme="minorHAnsi"/>
+          <w:lang w:val="en-GB" w:eastAsia="en-GB"/>
+        </w:rPr>
+      </w:pPr>
+      <w:hyperlink w:anchor="_Toc229679757" w:history="1">
+        <w:r>
+          <w:rPr>
+            <w:rStyle w:val="Hyperlink"/>
+          </w:rPr>
+          <w:t>3.</w:t>
+        </w:r>
+        <w:r>
+          <w:rPr>
+            <w:rFonts w:asciiTheme="minorHAnsi" w:eastAsiaTheme="minorEastAsia" w:hAnsiTheme="minorHAnsi"/>
+            <w:lang w:val="en-GB" w:eastAsia="en-GB"/>
+          </w:rPr>
+          <w:tab/>
+        </w:r>
+        <w:r>
+          <w:rPr>
+            <w:rStyle w:val="Hyperlink"/>
+          </w:rPr>
+          <w:t>Opis i definicija ispitnog skupa podataka</w:t>
+        </w:r>
+        <w:r>
+          <w:rPr>
+            <w:webHidden/>
+          </w:rPr>
+          <w:tab/>
+        </w:r>
+        <w:r>
+          <w:rPr>
+            <w:webHidden/>
+          </w:rPr>
+          <w:fldChar w:fldCharType="begin"/>
+        </w:r>
+        <w:r>
+          <w:rPr>
+            <w:webHidden/>
+          </w:rPr>
+          <w:instrText xml:space="preserve"> PAGEREF _Toc229679757 \h </w:instrText>
+        </w:r>
+        <w:r>
+          <w:rPr>
+            <w:webHidden/>
+          </w:rPr>
+        </w:r>
+        <w:r>
+          <w:rPr>
+            <w:webHidden/>
+          </w:rPr>
+          <w:fldChar w:fldCharType="separate"/>
+        </w:r>
+        <w:r>
+          <w:rPr>
+            <w:webHidden/>
+          </w:rPr>
+          <w:t>3</w:t>
+        </w:r>
+        <w:r>
+          <w:rPr>
+            <w:webHidden/>
+          </w:rPr>
+          <w:fldChar w:fldCharType="end"/>
+        </w:r>
+      </w:hyperlink>
+    </w:p>
+    <w:p>
+      <w:pPr>
+        <w:pStyle w:val="TOC2"/>
+        <w:tabs>
+          <w:tab w:val="left" w:pos="960"/>
+          <w:tab w:val="right" w:leader="dot" w:pos="9016"/>
+        </w:tabs>
+        <w:rPr>
+          <w:rFonts w:asciiTheme="minorHAnsi" w:eastAsiaTheme="minorEastAsia" w:hAnsiTheme="minorHAnsi"/>
+          <w:lang w:val="en-GB" w:eastAsia="en-GB"/>
+        </w:rPr>
+      </w:pPr>
+      <w:hyperlink w:anchor="_Toc229679758" w:history="1">
+        <w:r>
+          <w:rPr>
+            <w:rStyle w:val="Hyperlink"/>
+          </w:rPr>
+          <w:t>3.1</w:t>
+        </w:r>
+        <w:r>
+          <w:rPr>
+            <w:rFonts w:asciiTheme="minorHAnsi" w:eastAsiaTheme="minorEastAsia" w:hAnsiTheme="minorHAnsi"/>
+            <w:lang w:val="en-GB" w:eastAsia="en-GB"/>
+          </w:rPr>
+          <w:tab/>
+        </w:r>
+        <w:r>
+          <w:rPr>
+            <w:rStyle w:val="Hyperlink"/>
+          </w:rPr>
+          <w:t>Općeniti testovi</w:t>
+        </w:r>
+        <w:r>
+          <w:rPr>
+            <w:webHidden/>
+          </w:rPr>
+          <w:tab/>
+        </w:r>
+        <w:r>
+          <w:rPr>
+            <w:webHidden/>
+          </w:rPr>
+          <w:fldChar w:fldCharType="begin"/>
+        </w:r>
+        <w:r>
+          <w:rPr>
+            <w:webHidden/>
+          </w:rPr>
+          <w:instrText xml:space="preserve"> PAGEREF _Toc229679758 \h </w:instrText>
+        </w:r>
+        <w:r>
+          <w:rPr>
+            <w:webHidden/>
+          </w:rPr>
+        </w:r>
+        <w:r>
+          <w:rPr>
+            <w:webHidden/>
+          </w:rPr>
+          <w:fldChar w:fldCharType="separate"/>
+        </w:r>
+        <w:r>
+          <w:rPr>
+            <w:webHidden/>
+          </w:rPr>
+          <w:t>3</w:t>
+        </w:r>
+        <w:r>
+          <w:rPr>
+            <w:webHidden/>
+          </w:rPr>
+          <w:fldChar w:fldCharType="end"/>
+        </w:r>
+      </w:hyperlink>
+    </w:p>
+    <w:p>
+      <w:pPr>
+        <w:pStyle w:val="TOC2"/>
+        <w:tabs>
+          <w:tab w:val="left" w:pos="960"/>
+          <w:tab w:val="right" w:leader="dot" w:pos="9016"/>
+        </w:tabs>
+        <w:rPr>
+          <w:rFonts w:asciiTheme="minorHAnsi" w:eastAsiaTheme="minorEastAsia" w:hAnsiTheme="minorHAnsi"/>
+          <w:lang w:val="en-GB" w:eastAsia="en-GB"/>
+        </w:rPr>
+      </w:pPr>
+      <w:hyperlink w:anchor="_Toc229679759" w:history="1">
+        <w:r>
+          <w:rPr>
+            <w:rStyle w:val="Hyperlink"/>
+          </w:rPr>
+          <w:t>3.2</w:t>
+        </w:r>
+        <w:r>
+          <w:rPr>
+            <w:rFonts w:asciiTheme="minorHAnsi" w:eastAsiaTheme="minorEastAsia" w:hAnsiTheme="minorHAnsi"/>
+            <w:lang w:val="en-GB" w:eastAsia="en-GB"/>
+          </w:rPr>
+          <w:tab/>
+        </w:r>
+        <w:r>
+          <w:rPr>
+            <w:rStyle w:val="Hyperlink"/>
+          </w:rPr>
+          <w:t>Problemski testovi</w:t>
+        </w:r>
+        <w:r>
+          <w:rPr>
+            <w:webHidden/>
+          </w:rPr>
+          <w:tab/>
+        </w:r>
+        <w:r>
+          <w:rPr>
+            <w:webHidden/>
+          </w:rPr>
+          <w:fldChar w:fldCharType="begin"/>
+        </w:r>
+        <w:r>
+          <w:rPr>
+            <w:webHidden/>
+          </w:rPr>
+          <w:instrText xml:space="preserve"> PAGEREF _Toc229679759 \h </w:instrText>
+        </w:r>
+        <w:r>
+          <w:rPr>
+            <w:webHidden/>
+          </w:rPr>
+        </w:r>
+        <w:r>
+          <w:rPr>
+            <w:webHidden/>
+          </w:rPr>
+          <w:fldChar w:fldCharType="separate"/>
+        </w:r>
+        <w:r>
+          <w:rPr>
+            <w:webHidden/>
+          </w:rPr>
+          <w:t>3</w:t>
+        </w:r>
+        <w:r>
+          <w:rPr>
+            <w:webHidden/>
+          </w:rPr>
+          <w:fldChar w:fldCharType="end"/>
+        </w:r>
+      </w:hyperlink>
+    </w:p>
+    <w:p>
+      <w:pPr>
+        <w:pStyle w:val="TOC2"/>
+        <w:tabs>
+          <w:tab w:val="left" w:pos="960"/>
+          <w:tab w:val="right" w:leader="dot" w:pos="9016"/>
+        </w:tabs>
+        <w:rPr>
+          <w:rFonts w:asciiTheme="minorHAnsi" w:eastAsiaTheme="minorEastAsia" w:hAnsiTheme="minorHAnsi"/>
+          <w:lang w:val="en-GB" w:eastAsia="en-GB"/>
+        </w:rPr>
+      </w:pPr>
+      <w:hyperlink w:anchor="_Toc229679760" w:history="1">
+        <w:r>
+          <w:rPr>
+            <w:rStyle w:val="Hyperlink"/>
+          </w:rPr>
+          <w:t>3.3</w:t>
+        </w:r>
+        <w:r>
+          <w:rPr>
+            <w:rFonts w:asciiTheme="minorHAnsi" w:eastAsiaTheme="minorEastAsia" w:hAnsiTheme="minorHAnsi"/>
+            <w:lang w:val="en-GB" w:eastAsia="en-GB"/>
+          </w:rPr>
+          <w:tab/>
+        </w:r>
+        <w:r>
+          <w:rPr>
+            <w:rStyle w:val="Hyperlink"/>
+          </w:rPr>
+          <w:t>Matematički testovi</w:t>
+        </w:r>
+        <w:r>
+          <w:rPr>
+            <w:webHidden/>
+          </w:rPr>
+          <w:tab/>
+        </w:r>
+        <w:r>
+          <w:rPr>
+            <w:webHidden/>
+          </w:rPr>
+          <w:fldChar w:fldCharType="begin"/>
+        </w:r>
+        <w:r>
+          <w:rPr>
+            <w:webHidden/>
+          </w:rPr>
+          <w:instrText xml:space="preserve"> PAGEREF _Toc229679760 \h </w:instrText>
+        </w:r>
+        <w:r>
+          <w:rPr>
+            <w:webHidden/>
+          </w:rPr>
+        </w:r>
+        <w:r>
+          <w:rPr>
+            <w:webHidden/>
+          </w:rPr>
+          <w:fldChar w:fldCharType="separate"/>
+        </w:r>
+        <w:r>
+          <w:rPr>
+            <w:webHidden/>
+          </w:rPr>
+          <w:t>4</w:t>
+        </w:r>
+        <w:r>
+          <w:rPr>
+            <w:webHidden/>
+          </w:rPr>
+          <w:fldChar w:fldCharType="end"/>
+        </w:r>
+      </w:hyperlink>
+    </w:p>
+    <w:p>
+      <w:pPr>
+        <w:pStyle w:val="TOC2"/>
+        <w:tabs>
+          <w:tab w:val="left" w:pos="960"/>
+          <w:tab w:val="right" w:leader="dot" w:pos="9016"/>
+        </w:tabs>
+        <w:rPr>
+          <w:rFonts w:asciiTheme="minorHAnsi" w:eastAsiaTheme="minorEastAsia" w:hAnsiTheme="minorHAnsi"/>
+          <w:lang w:val="en-GB" w:eastAsia="en-GB"/>
+        </w:rPr>
+      </w:pPr>
+      <w:hyperlink w:anchor="_Toc229679761" w:history="1">
+        <w:r>
+          <w:rPr>
+            <w:rStyle w:val="Hyperlink"/>
+          </w:rPr>
+          <w:t>3.4</w:t>
+        </w:r>
+        <w:r>
+          <w:rPr>
+            <w:rFonts w:asciiTheme="minorHAnsi" w:eastAsiaTheme="minorEastAsia" w:hAnsiTheme="minorHAnsi"/>
+            <w:lang w:val="en-GB" w:eastAsia="en-GB"/>
+          </w:rPr>
+          <w:tab/>
+        </w:r>
+        <w:r>
+          <w:rPr>
+            <w:rStyle w:val="Hyperlink"/>
+          </w:rPr>
+          <w:t>Programski testovi</w:t>
+        </w:r>
+        <w:r>
+          <w:rPr>
+            <w:webHidden/>
+          </w:rPr>
+          <w:tab/>
+        </w:r>
+        <w:r>
+          <w:rPr>
+            <w:webHidden/>
+          </w:rPr>
+          <w:fldChar w:fldCharType="begin"/>
+        </w:r>
+        <w:r>
+          <w:rPr>
+            <w:webHidden/>
+          </w:rPr>
+          <w:instrText xml:space="preserve"> PAGEREF _Toc229679761 \h </w:instrText>
+        </w:r>
+        <w:r>
+          <w:rPr>
+            <w:webHidden/>
+          </w:rPr>
+        </w:r>
+        <w:r>
+          <w:rPr>
+            <w:webHidden/>
+          </w:rPr>
+          <w:fldChar w:fldCharType="separate"/>
+        </w:r>
+        <w:r>
+          <w:rPr>
+            <w:webHidden/>
+          </w:rPr>
+          <w:t>4</w:t>
+        </w:r>
+        <w:r>
+          <w:rPr>
+            <w:webHidden/>
+          </w:rPr>
+          <w:fldChar w:fldCharType="end"/>
+        </w:r>
+      </w:hyperlink>
+    </w:p>
+    <w:p>
+      <w:pPr>
+        <w:pStyle w:val="TOC2"/>
+        <w:tabs>
+          <w:tab w:val="left" w:pos="960"/>
+          <w:tab w:val="right" w:leader="dot" w:pos="9016"/>
+        </w:tabs>
+        <w:rPr>
+          <w:rFonts w:asciiTheme="minorHAnsi" w:eastAsiaTheme="minorEastAsia" w:hAnsiTheme="minorHAnsi"/>
+          <w:lang w:val="en-GB" w:eastAsia="en-GB"/>
+        </w:rPr>
+      </w:pPr>
+      <w:hyperlink w:anchor="_Toc229679762" w:history="1">
+        <w:r>
+          <w:rPr>
+            <w:rStyle w:val="Hyperlink"/>
+          </w:rPr>
+          <w:t>3.5</w:t>
+        </w:r>
+        <w:r>
+          <w:rPr>
+            <w:rFonts w:asciiTheme="minorHAnsi" w:eastAsiaTheme="minorEastAsia" w:hAnsiTheme="minorHAnsi"/>
+            <w:lang w:val="en-GB" w:eastAsia="en-GB"/>
+          </w:rPr>
+          <w:tab/>
+        </w:r>
+        <w:r>
+          <w:rPr>
+            <w:rStyle w:val="Hyperlink"/>
+          </w:rPr>
+          <w:t>Vizualni testovi</w:t>
+        </w:r>
+        <w:r>
+          <w:rPr>
+            <w:webHidden/>
+          </w:rPr>
+          <w:tab/>
+        </w:r>
+        <w:r>
+          <w:rPr>
+            <w:webHidden/>
+          </w:rPr>
+          <w:fldChar w:fldCharType="begin"/>
+        </w:r>
+        <w:r>
+          <w:rPr>
+            <w:webHidden/>
+          </w:rPr>
+          <w:instrText xml:space="preserve"> PAGEREF _Toc229679762 \h </w:instrText>
+        </w:r>
+        <w:r>
+          <w:rPr>
+            <w:webHidden/>
+          </w:rPr>
+        </w:r>
+        <w:r>
+          <w:rPr>
+            <w:webHidden/>
+          </w:rPr>
+          <w:fldChar w:fldCharType="separate"/>
+        </w:r>
+        <w:r>
+          <w:rPr>
+            <w:webHidden/>
+          </w:rPr>
+          <w:t>4</w:t>
+        </w:r>
+        <w:r>
+          <w:rPr>
+            <w:webHidden/>
+          </w:rPr>
+          <w:fldChar w:fldCharType="end"/>
+        </w:r>
+      </w:hyperlink>
+    </w:p>
+    <w:p>
+      <w:pPr>
+        <w:pStyle w:val="TOC1"/>
+        <w:rPr>
+          <w:rFonts w:asciiTheme="minorHAnsi" w:eastAsiaTheme="minorEastAsia" w:hAnsiTheme="minorHAnsi"/>
+          <w:lang w:val="en-GB" w:eastAsia="en-GB"/>
+        </w:rPr>
+      </w:pPr>
+      <w:hyperlink w:anchor="_Toc229679763" w:history="1">
+        <w:r>
+          <w:rPr>
+            <w:rStyle w:val="Hyperlink"/>
+          </w:rPr>
+          <w:t>4.</w:t>
+        </w:r>
+        <w:r>
+          <w:rPr>
+            <w:rFonts w:asciiTheme="minorHAnsi" w:eastAsiaTheme="minorEastAsia" w:hAnsiTheme="minorHAnsi"/>
+            <w:lang w:val="en-GB" w:eastAsia="en-GB"/>
+          </w:rPr>
+          <w:tab/>
+        </w:r>
+        <w:r>
+          <w:rPr>
+            <w:rStyle w:val="Hyperlink"/>
+          </w:rPr>
+          <w:t>Testiranje rada sustava na ispitnim podacima</w:t>
+        </w:r>
+        <w:r>
+          <w:rPr>
+            <w:webHidden/>
+          </w:rPr>
+          <w:tab/>
+        </w:r>
+        <w:r>
+          <w:rPr>
+            <w:webHidden/>
+          </w:rPr>
+          <w:fldChar w:fldCharType="begin"/>
+        </w:r>
+        <w:r>
+          <w:rPr>
+            <w:webHidden/>
+          </w:rPr>
+          <w:instrText xml:space="preserve"> PAGEREF _Toc229679763 \h </w:instrText>
+        </w:r>
+        <w:r>
+          <w:rPr>
+            <w:webHidden/>
+          </w:rPr>
+        </w:r>
+        <w:r>
+          <w:rPr>
+            <w:webHidden/>
+          </w:rPr>
+          <w:fldChar w:fldCharType="separate"/>
+        </w:r>
+        <w:r>
+          <w:rPr>
+            <w:webHidden/>
+          </w:rPr>
+          <w:t>5</w:t>
+        </w:r>
+        <w:r>
+          <w:rPr>
+            <w:webHidden/>
+          </w:rPr>
+          <w:fldChar w:fldCharType="end"/>
+        </w:r>
+      </w:hyperlink>
+    </w:p>
+    <w:p>
+      <w:pPr>
+        <w:pStyle w:val="TOC1"/>
+        <w:rPr>
+          <w:rFonts w:asciiTheme="minorHAnsi" w:eastAsiaTheme="minorEastAsia" w:hAnsiTheme="minorHAnsi"/>
+          <w:lang w:val="en-GB" w:eastAsia="en-GB"/>
+        </w:rPr>
+      </w:pPr>
+      <w:hyperlink w:anchor="_Toc229679764" w:history="1">
+        <w:r>
+          <w:rPr>
+            <w:rStyle w:val="Hyperlink"/>
+          </w:rPr>
+          <w:t>5.</w:t>
+        </w:r>
+        <w:r>
+          <w:rPr>
+            <w:rFonts w:asciiTheme="minorHAnsi" w:eastAsiaTheme="minorEastAsia" w:hAnsiTheme="minorHAnsi"/>
+            <w:lang w:val="en-GB" w:eastAsia="en-GB"/>
+          </w:rPr>
+          <w:tab/>
+        </w:r>
+        <w:r>
+          <w:rPr>
+            <w:rStyle w:val="Hyperlink"/>
+          </w:rPr>
+          <w:t>Analiza rezultata testiranja</w:t>
+        </w:r>
+        <w:r>
+          <w:rPr>
+            <w:webHidden/>
+          </w:rPr>
+          <w:tab/>
+        </w:r>
+        <w:r>
+          <w:rPr>
+            <w:webHidden/>
+          </w:rPr>
+          <w:fldChar w:fldCharType="begin"/>
+        </w:r>
+        <w:r>
+          <w:rPr>
+            <w:webHidden/>
+          </w:rPr>
+          <w:instrText xml:space="preserve"> PAGEREF _Toc229679764 \h </w:instrText>
+        </w:r>
+        <w:r>
+          <w:rPr>
+            <w:webHidden/>
+          </w:rPr>
+        </w:r>
+        <w:r>
+          <w:rPr>
+            <w:webHidden/>
+          </w:rPr>
+          <w:fldChar w:fldCharType="separate"/>
+        </w:r>
+        <w:r>
+          <w:rPr>
+            <w:webHidden/>
+          </w:rPr>
+          <w:t>6</w:t>
+        </w:r>
+        <w:r>
+          <w:rPr>
+            <w:webHidden/>
+          </w:rPr>
+          <w:fldChar w:fldCharType="end"/>
+        </w:r>
+      </w:hyperlink>
+    </w:p>
+    <w:p>
+      <w:pPr>
+        <w:pStyle w:val="TOC1"/>
+        <w:rPr>
+          <w:rFonts w:asciiTheme="minorHAnsi" w:eastAsiaTheme="minorEastAsia" w:hAnsiTheme="minorHAnsi"/>
+          <w:lang w:val="en-GB" w:eastAsia="en-GB"/>
+        </w:rPr>
+      </w:pPr>
+      <w:hyperlink w:anchor="_Toc229679765" w:history="1">
+        <w:r>
+          <w:rPr>
+            <w:rStyle w:val="Hyperlink"/>
+          </w:rPr>
+          <w:t>6.</w:t>
+        </w:r>
+        <w:r>
+          <w:rPr>
+            <w:rFonts w:asciiTheme="minorHAnsi" w:eastAsiaTheme="minorEastAsia" w:hAnsiTheme="minorHAnsi"/>
+            <w:lang w:val="en-GB" w:eastAsia="en-GB"/>
+          </w:rPr>
+          <w:tab/>
+        </w:r>
+        <w:r>
+          <w:rPr>
+            <w:rStyle w:val="Hyperlink"/>
+          </w:rPr>
           <w:t>Literatura</w:t>
         </w:r>
         <w:r>
@@ -356,7 +1296,7 @@
           <w:rPr>
             <w:webHidden/>
           </w:rPr>
-          <w:instrText xml:space="preserve"> PAGEREF _Toc229672475 \h </w:instrText>
+          <w:instrText xml:space="preserve"> PAGEREF _Toc229679765 \h </w:instrText>
         </w:r>
         <w:r>
           <w:rPr>
@@ -373,7 +1313,7 @@
           <w:rPr>
             <w:webHidden/>
           </w:rPr>
-          <w:t>2</w:t>
+          <w:t>7</w:t>
         </w:r>
         <w:r>
           <w:rPr>
@@ -426,7 +1366,7 @@
           <w:numId w:val="1"/>
         </w:numPr>
       </w:pPr>
-      <w:bookmarkStart w:id="0" w:name="_Toc229672474"/>
+      <w:bookmarkStart w:id="0" w:name="_Toc229679751"/>
       <w:r>
         <w:t>Uvod</w:t>
       </w:r>
@@ -543,10 +1483,12 @@
           <w:numId w:val="1"/>
         </w:numPr>
       </w:pPr>
+      <w:bookmarkStart w:id="1" w:name="_Toc229679752"/>
       <w:r>
         <w:lastRenderedPageBreak/>
         <w:t>Pregled korištenih sustava</w:t>
       </w:r>
+      <w:bookmarkEnd w:id="1"/>
     </w:p>
     <w:p/>
     <w:p>
@@ -557,9 +1499,11 @@
           <w:numId w:val="8"/>
         </w:numPr>
       </w:pPr>
+      <w:bookmarkStart w:id="2" w:name="_Toc229679753"/>
       <w:r>
         <w:t>ChatGPT</w:t>
       </w:r>
+      <w:bookmarkEnd w:id="2"/>
     </w:p>
     <w:p>
       <w:pPr>
@@ -608,9 +1552,11 @@
           <w:numId w:val="8"/>
         </w:numPr>
       </w:pPr>
+      <w:bookmarkStart w:id="3" w:name="_Toc229679754"/>
       <w:r>
         <w:t>Google Gemini</w:t>
       </w:r>
+      <w:bookmarkEnd w:id="3"/>
     </w:p>
     <w:p>
       <w:r>
@@ -654,9 +1600,11 @@
           <w:numId w:val="8"/>
         </w:numPr>
       </w:pPr>
+      <w:bookmarkStart w:id="4" w:name="_Toc229679755"/>
       <w:r>
         <w:t>Claude</w:t>
       </w:r>
+      <w:bookmarkEnd w:id="4"/>
     </w:p>
     <w:p>
       <w:r>
@@ -677,9 +1625,11 @@
           <w:numId w:val="8"/>
         </w:numPr>
       </w:pPr>
+      <w:bookmarkStart w:id="5" w:name="_Toc229679756"/>
       <w:r>
         <w:t>Microsoft Copilot</w:t>
       </w:r>
+      <w:bookmarkEnd w:id="5"/>
     </w:p>
     <w:p>
       <w:r>
@@ -719,11 +1669,12 @@
           <w:numId w:val="1"/>
         </w:numPr>
       </w:pPr>
-      <w:bookmarkStart w:id="1" w:name="_Toc229672475"/>
+      <w:bookmarkStart w:id="6" w:name="_Toc229679757"/>
       <w:r>
         <w:lastRenderedPageBreak/>
         <w:t>Opis i definicija ispitnog skupa podataka</w:t>
       </w:r>
+      <w:bookmarkEnd w:id="6"/>
     </w:p>
     <w:p/>
     <w:p>
@@ -747,6 +1698,19 @@
       <w:r>
         <w:t>Osim po formatu podataka, ispitni skup moguće je podijeliti po područjima i problematici na koje se upit odnosi. Tako ispitni skup možemo podijeliti na općenite, problemske, matematičke te programske testove.</w:t>
       </w:r>
+    </w:p>
+    <w:p>
+      <w:r>
+        <w:t xml:space="preserve">Kako bi se skratila dužina rada, svi materijali i upiti korišteni tijekom izrade te rezultati testiranja dostupni su na GitHub repozitoriju: </w:t>
+      </w:r>
+      <w:hyperlink r:id="rId9" w:history="1">
+        <w:r>
+          <w:rPr>
+            <w:rStyle w:val="Hyperlink"/>
+          </w:rPr>
+          <w:t>https://github.com/Srebrenko13/prezentacijski-seminar</w:t>
+        </w:r>
+      </w:hyperlink>
     </w:p>
     <w:p>
       <w:pPr>
@@ -760,6 +1724,7 @@
           <w:szCs w:val="40"/>
         </w:rPr>
       </w:pPr>
+      <w:bookmarkStart w:id="7" w:name="_Toc229679758"/>
       <w:r>
         <w:t>O</w:t>
       </w:r>
@@ -775,6 +1740,7 @@
       <w:r>
         <w:t>vi</w:t>
       </w:r>
+      <w:bookmarkEnd w:id="7"/>
     </w:p>
     <w:p>
       <w:r>
@@ -849,9 +1815,11 @@
           <w:numId w:val="11"/>
         </w:numPr>
       </w:pPr>
+      <w:bookmarkStart w:id="8" w:name="_Toc229679759"/>
       <w:r>
         <w:t>Problemski testovi</w:t>
       </w:r>
+      <w:bookmarkEnd w:id="8"/>
     </w:p>
     <w:p>
       <w:r>
@@ -913,6 +1881,7 @@
         </w:numPr>
       </w:pPr>
       <w:r>
+        <w:lastRenderedPageBreak/>
         <w:t>Tko je pobjednik NBA sezone 2024/25?</w:t>
       </w:r>
     </w:p>
@@ -936,18 +1905,173 @@
       <w:r>
         <w:t>6?</w:t>
       </w:r>
+    </w:p>
+    <w:p>
+      <w:pPr>
+        <w:pStyle w:val="Heading2"/>
+        <w:numPr>
+          <w:ilvl w:val="1"/>
+          <w:numId w:val="11"/>
+        </w:numPr>
+      </w:pPr>
+      <w:bookmarkStart w:id="9" w:name="_Toc229679760"/>
+      <w:r>
+        <w:t>Matematički testovi</w:t>
+      </w:r>
+      <w:bookmarkEnd w:id="9"/>
+    </w:p>
+    <w:p>
+      <w:r>
+        <w:t xml:space="preserve">Matematički testovi stvoreni su kao tekstualne i vizualne reprezentacije problema koji su preuzeti s iz </w:t>
+      </w:r>
+      <w:r>
+        <w:t xml:space="preserve">ispita </w:t>
+      </w:r>
+      <w:r>
+        <w:t xml:space="preserve">kolegija Matematička analiza 1 [7]. Osim zadataka sa ispita, korišten je i primjer netočnog postupka rješenja matematičkog problema čiji je cilj, da agent analizira fotografiju, prepozna rukopis te prepozna i ispravi pogrešku u postupku. Ovaj skup podataka sastoji se od </w:t>
+      </w:r>
+      <w:r>
+        <w:t>tri zadatka, po jedan zadatak vezan uz derivacije, integrale te kombinatoriku.</w:t>
+      </w:r>
+    </w:p>
+    <w:p>
+      <w:pPr>
+        <w:pStyle w:val="Heading2"/>
+        <w:numPr>
+          <w:ilvl w:val="1"/>
+          <w:numId w:val="11"/>
+        </w:numPr>
+        <w:rPr>
+          <w:sz w:val="24"/>
+          <w:szCs w:val="24"/>
+        </w:rPr>
+      </w:pPr>
+      <w:bookmarkStart w:id="10" w:name="_Toc229679761"/>
+      <w:r>
+        <w:t>Programski testovi</w:t>
+      </w:r>
+      <w:bookmarkEnd w:id="10"/>
+    </w:p>
+    <w:p>
+      <w:r>
+        <w:t>Programski testovi preuzeti su iz ispita za kolegij Objektno orijentirano programiranje</w:t>
+      </w:r>
+      <w:r>
+        <w:t xml:space="preserve"> [8] te su u tekstualnom formatu proslijeđeni agentu. Zbog ograničenja s vremenom ovaj skup testova sadrži samo dva testa, jedan vezan uz generiranje UML dijagrama na temelju opisa problema, te nadopunjavanja koda u programskom jeziku Java.</w:t>
+      </w:r>
+    </w:p>
+    <w:p>
+      <w:pPr>
+        <w:pStyle w:val="Heading2"/>
+        <w:numPr>
+          <w:ilvl w:val="1"/>
+          <w:numId w:val="11"/>
+        </w:numPr>
+      </w:pPr>
+      <w:bookmarkStart w:id="11" w:name="_Toc229679762"/>
+      <w:r>
+        <w:t>Vizualni testovi</w:t>
+      </w:r>
+      <w:bookmarkEnd w:id="11"/>
+    </w:p>
+    <w:p>
+      <w:r>
+        <w:t>Vizualni testovi sastoje se od fotografija koje sadrže različite informacije, kao što su tekst pisan rukom, matematičke probleme te fotografije ljudi, biljaka i životinja. Cilj ovih testova je provjeriti sposobnost sustava da bez uputa korisnika detektira važne značajke na fotografijama, ispravno ih protumači te napravi potrebne operacije kako bi se generirao prikladan odgovor. Ovaj skup se sastoji od 6 fotografija koje se koriste u zamjenu za tekstualni upit agentu i sljedećih sadržaja:</w:t>
+      </w:r>
+    </w:p>
+    <w:p>
+      <w:pPr>
+        <w:pStyle w:val="ListParagraph"/>
+        <w:numPr>
+          <w:ilvl w:val="0"/>
+          <w:numId w:val="15"/>
+        </w:numPr>
+      </w:pPr>
+      <w:r>
+        <w:t xml:space="preserve">Rukom pisan tekst koji od agenta </w:t>
+      </w:r>
+      <w:r>
+        <w:t>traži</w:t>
+      </w:r>
+      <w:r>
+        <w:t xml:space="preserve"> odgovor</w:t>
+      </w:r>
+    </w:p>
+    <w:p>
+      <w:pPr>
+        <w:pStyle w:val="ListParagraph"/>
+        <w:numPr>
+          <w:ilvl w:val="0"/>
+          <w:numId w:val="15"/>
+        </w:numPr>
+      </w:pPr>
+      <w:r>
+        <w:t>Rukom pisan tekst koji od agenta</w:t>
+      </w:r>
+      <w:r>
+        <w:t xml:space="preserve"> traži određena radnja</w:t>
+      </w:r>
+    </w:p>
+    <w:p>
+      <w:pPr>
+        <w:pStyle w:val="ListParagraph"/>
+        <w:numPr>
+          <w:ilvl w:val="0"/>
+          <w:numId w:val="15"/>
+        </w:numPr>
+      </w:pPr>
+      <w:r>
+        <w:t>Netočan postupak rješavanja matematičkog problema</w:t>
+      </w:r>
+    </w:p>
+    <w:p>
+      <w:pPr>
+        <w:pStyle w:val="ListParagraph"/>
+        <w:numPr>
+          <w:ilvl w:val="0"/>
+          <w:numId w:val="15"/>
+        </w:numPr>
+      </w:pPr>
+      <w:r>
+        <w:t>Fotografija visibabe</w:t>
+      </w:r>
+    </w:p>
+    <w:p>
+      <w:pPr>
+        <w:pStyle w:val="ListParagraph"/>
+        <w:numPr>
+          <w:ilvl w:val="0"/>
+          <w:numId w:val="15"/>
+        </w:numPr>
+      </w:pPr>
+      <w:r>
+        <w:t>Fotografija tasmanijskog vraga</w:t>
+      </w:r>
+    </w:p>
+    <w:p>
+      <w:pPr>
+        <w:pStyle w:val="ListParagraph"/>
+        <w:numPr>
+          <w:ilvl w:val="0"/>
+          <w:numId w:val="15"/>
+        </w:numPr>
+      </w:pPr>
+      <w:r>
+        <w:t>Fotografija Mahatme Gandhija</w:t>
+      </w:r>
+    </w:p>
+    <w:p>
+      <w:pPr>
+        <w:pStyle w:val="ListParagraph"/>
+        <w:numPr>
+          <w:ilvl w:val="0"/>
+          <w:numId w:val="14"/>
+        </w:numPr>
+        <w:jc w:val="left"/>
+      </w:pPr>
       <w:r>
         <w:br w:type="page"/>
       </w:r>
-    </w:p>
-    <w:p/>
-    <w:p>
-      <w:pPr>
-        <w:rPr>
-          <w:sz w:val="36"/>
-          <w:szCs w:val="40"/>
-        </w:rPr>
-      </w:pPr>
     </w:p>
     <w:p>
       <w:pPr>
@@ -957,10 +2081,186 @@
           <w:numId w:val="1"/>
         </w:numPr>
       </w:pPr>
+      <w:bookmarkStart w:id="12" w:name="_Toc229679763"/>
+      <w:r>
+        <w:lastRenderedPageBreak/>
+        <w:t>Testiranje rada sustava na ispitnim podacima</w:t>
+      </w:r>
+      <w:bookmarkEnd w:id="12"/>
+    </w:p>
+    <w:p/>
+    <w:p>
+      <w:r>
+        <w:t xml:space="preserve">Testiranje nad sustavima provodi se na način da se za svaki sustav kreira novi korisnički račun kako bi se izbjegla pristranost prema mogućim prethodnim upitima koji se nalaze na korisničkom računu. </w:t>
+      </w:r>
+      <w:r>
+        <w:t>Za svaki sustav korišten je besplatan korisnički račun, kako bi se ispitao rad sustava koji je dostupan svim korisnicima, ne uzimajući u obzir naprednije verzije sustava za koje je potrebna korisnička pretplata.</w:t>
+      </w:r>
+    </w:p>
+    <w:p>
+      <w:r>
+        <w:t>Svaki test te nad svakim sustavom (za upite za koje je to moguće) provodi po 3 puta u novom privatnom razgovoru</w:t>
+      </w:r>
+      <w:r>
+        <w:t xml:space="preserve"> unutar preglednika</w:t>
+      </w:r>
+      <w:r>
+        <w:t>. Ukoliko nije moguće korištenje privatnog razgovora, nakon svakog upita (nakon što je odgovor zabilježen za svrhu rada) sa korisničkog računa je izbrisan prethodni upit, kako bi se izbjeglo da sustav preuzme podatke iz prethodnih razgovora.</w:t>
+      </w:r>
+    </w:p>
+    <w:p>
+      <w:r>
+        <w:t>Privatni razgovori omogućavaju izolaciju od ostalih informacija vezanih uz korisnika kao i ostale razgovore koji su spremljeni u korisničkom računu.</w:t>
+      </w:r>
+    </w:p>
+    <w:p>
+      <w:r>
+        <w:t>Za svaki test zabilježena je jedna fotografija ispravnog i reprezentativnog izlaza sustava te svi neispravni odgovori. Osim fotografija, za svaku iteraciju testa pohranjen je izlaz sustava unutar tekstualne datoteke.</w:t>
+      </w:r>
+    </w:p>
+    <w:p>
+      <w:r>
+        <w:t>Po završetku testiranja rezultati testiranja biti će zabilježeni u Excel tablicu na način da se ispravni/očekivani ispis boduju kao uspijeh (odnosni doprinose rezultatu za 1), dok se za netočan izlaz bilježi neuspijeh (odnosno doprinosi se rezultatu za 0).</w:t>
+      </w:r>
+    </w:p>
+    <w:p>
+      <w:r>
+        <w:t>Svaki sustav testiran je sa osnovnim postavkama bez izmjena (osim aktivacija privatnog razgovora). Popis verzija i postavka sustava korištenih prilikom testiranja:</w:t>
+      </w:r>
+    </w:p>
+    <w:p>
+      <w:pPr>
+        <w:pStyle w:val="ListParagraph"/>
+        <w:numPr>
+          <w:ilvl w:val="0"/>
+          <w:numId w:val="14"/>
+        </w:numPr>
+      </w:pPr>
+      <w:r>
+        <w:t>ChatGPT: GPT-5.5</w:t>
+      </w:r>
+    </w:p>
+    <w:p>
+      <w:pPr>
+        <w:pStyle w:val="ListParagraph"/>
+        <w:numPr>
+          <w:ilvl w:val="0"/>
+          <w:numId w:val="14"/>
+        </w:numPr>
+      </w:pPr>
+      <w:r>
+        <w:t xml:space="preserve">Gemini: Gemini 1.5 Flash, </w:t>
+      </w:r>
+      <w:r>
+        <w:rPr>
+          <w:i/>
+          <w:iCs/>
+        </w:rPr>
+        <w:t>Fast</w:t>
+      </w:r>
+      <w:r>
+        <w:t>/Brzi način razmišljanja</w:t>
+      </w:r>
+    </w:p>
+    <w:p>
+      <w:pPr>
+        <w:pStyle w:val="ListParagraph"/>
+        <w:numPr>
+          <w:ilvl w:val="0"/>
+          <w:numId w:val="14"/>
+        </w:numPr>
+      </w:pPr>
+      <w:r>
+        <w:t xml:space="preserve">Claude: Claude Sonnet 4.6, </w:t>
+      </w:r>
+      <w:r>
+        <w:rPr>
+          <w:i/>
+          <w:iCs/>
+        </w:rPr>
+        <w:t>Adaptive thinking</w:t>
+      </w:r>
+      <w:r>
+        <w:t xml:space="preserve"> onemogućen</w:t>
+      </w:r>
+    </w:p>
+    <w:p>
+      <w:pPr>
+        <w:pStyle w:val="ListParagraph"/>
+        <w:numPr>
+          <w:ilvl w:val="0"/>
+          <w:numId w:val="14"/>
+        </w:numPr>
+      </w:pPr>
+      <w:r>
+        <w:t xml:space="preserve">Copilot: Copilot Free, </w:t>
+      </w:r>
+      <w:r>
+        <w:rPr>
+          <w:i/>
+          <w:iCs/>
+        </w:rPr>
+        <w:t>Smart</w:t>
+      </w:r>
+      <w:r>
+        <w:t xml:space="preserve"> način razmišljanja</w:t>
+      </w:r>
+    </w:p>
+    <w:p>
+      <w:pPr>
+        <w:pStyle w:val="Heading1"/>
+        <w:numPr>
+          <w:ilvl w:val="0"/>
+          <w:numId w:val="1"/>
+        </w:numPr>
+      </w:pPr>
+      <w:r>
+        <w:br w:type="page"/>
+      </w:r>
+      <w:bookmarkStart w:id="13" w:name="_Toc229679764"/>
+      <w:r>
+        <w:lastRenderedPageBreak/>
+        <w:t>Analiza rezultata testiranja</w:t>
+      </w:r>
+      <w:bookmarkEnd w:id="13"/>
+    </w:p>
+    <w:p/>
+    <w:p>
+      <w:r>
+        <w:t>Rezultati testiranja podijeljeni su p</w:t>
+      </w:r>
+      <w:r>
+        <w:t>o kategorijama/vrstama pitanja na koja se odnose te se za svaku kategoriju prikazuje tablica rezultata te rezultat uspijeha/neuspijeha u odnosu na ukupan broj provedenih testova.</w:t>
+      </w:r>
+    </w:p>
+    <w:p>
+      <w:r>
+        <w:t>U sklopu ovog rada pažnja je usmjerena na kvalitetu izlaza pojedinog sustava, netočne izlaze sustava, kao i ponašanja koja odstupaju od normalnog (na primjer, ispis rezultata na engleskom jeziku umjesto hrvatskog).</w:t>
+      </w:r>
+    </w:p>
+    <w:p/>
+    <w:p>
+      <w:pPr>
+        <w:pStyle w:val="Heading1"/>
+      </w:pPr>
+      <w:r>
+        <w:br w:type="page"/>
+      </w:r>
+    </w:p>
+    <w:p/>
+    <w:p>
+      <w:pPr>
+        <w:pStyle w:val="Heading1"/>
+        <w:numPr>
+          <w:ilvl w:val="0"/>
+          <w:numId w:val="1"/>
+        </w:numPr>
+      </w:pPr>
+      <w:bookmarkStart w:id="14" w:name="_Toc229679765"/>
       <w:r>
         <w:t>Literatura</w:t>
       </w:r>
-      <w:bookmarkEnd w:id="1"/>
+      <w:bookmarkEnd w:id="14"/>
     </w:p>
     <w:p>
       <w:pPr>
@@ -997,7 +2297,7 @@
         <w:br/>
         <w:t xml:space="preserve">Poveznica: </w:t>
       </w:r>
-      <w:hyperlink r:id="rId9" w:history="1">
+      <w:hyperlink r:id="rId10" w:history="1">
         <w:r>
           <w:rPr>
             <w:rStyle w:val="Hyperlink"/>
@@ -1073,13 +2373,27 @@
       <w:r>
         <w:t xml:space="preserve"> </w:t>
       </w:r>
-      <w:hyperlink r:id="rId10" w:history="1">
+      <w:hyperlink r:id="rId11" w:history="1">
         <w:r>
           <w:rPr>
             <w:rStyle w:val="Hyperlink"/>
             <w:lang w:val="hr-HR"/>
           </w:rPr>
-          <w:t>https://www.researchgate.net/publication/392965354_Multi-Modal_AI_Systems_Combining_Vision_Sound_and_Text_for_Improved_Decision_Making</w:t>
+          <w:t>https://www.researchgate.net/publication/392965354_Multi-Modal_AI_Systems_Combining</w:t>
+        </w:r>
+        <w:r>
+          <w:rPr>
+            <w:rStyle w:val="Hyperlink"/>
+            <w:lang w:val="hr-HR"/>
+          </w:rPr>
+          <w:t>_</w:t>
+        </w:r>
+        <w:r>
+          <w:rPr>
+            <w:rStyle w:val="Hyperlink"/>
+            <w:lang w:val="hr-HR"/>
+          </w:rPr>
+          <w:t>Vision_Sound_and_Text_for_Improved_Decision_Making</w:t>
         </w:r>
       </w:hyperlink>
       <w:r>
@@ -1124,7 +2438,7 @@
         <w:br/>
         <w:t xml:space="preserve">Poveznica: </w:t>
       </w:r>
-      <w:hyperlink r:id="rId11" w:history="1">
+      <w:hyperlink r:id="rId12" w:history="1">
         <w:r>
           <w:rPr>
             <w:rStyle w:val="Hyperlink"/>
@@ -1189,7 +2503,7 @@
         <w:br/>
         <w:t xml:space="preserve">Poveznica: </w:t>
       </w:r>
-      <w:hyperlink r:id="rId12" w:history="1">
+      <w:hyperlink r:id="rId13" w:history="1">
         <w:r>
           <w:rPr>
             <w:rStyle w:val="Hyperlink"/>
@@ -1245,7 +2559,7 @@
         <w:br/>
         <w:t xml:space="preserve">Poveznica: </w:t>
       </w:r>
-      <w:hyperlink r:id="rId13" w:history="1">
+      <w:hyperlink r:id="rId14" w:history="1">
         <w:r>
           <w:rPr>
             <w:rStyle w:val="Hyperlink"/>
@@ -1297,7 +2611,7 @@
         </w:rPr>
         <w:t xml:space="preserve">Poveznica: </w:t>
       </w:r>
-      <w:hyperlink r:id="rId14" w:history="1">
+      <w:hyperlink r:id="rId15" w:history="1">
         <w:r>
           <w:rPr>
             <w:rStyle w:val="Hyperlink"/>
@@ -1330,8 +2644,105 @@
         <w:rPr>
           <w:lang w:val="hr-HR"/>
         </w:rPr>
+        <w:t xml:space="preserve">Fakultet elektrotehnike i računarstva u Zagrebu: </w:t>
+      </w:r>
+      <w:r>
+        <w:rPr>
+          <w:i/>
+          <w:iCs/>
+          <w:lang w:val="hr-HR"/>
+        </w:rPr>
+        <w:t>ispiti s kolegija Matematička analiza 1</w:t>
+      </w:r>
+      <w:r>
+        <w:rPr>
+          <w:lang w:val="hr-HR"/>
+        </w:rPr>
         <w:br/>
-      </w:r>
+        <w:t xml:space="preserve">Poveznica: </w:t>
+      </w:r>
+      <w:hyperlink r:id="rId16" w:history="1">
+        <w:r>
+          <w:rPr>
+            <w:rStyle w:val="Hyperlink"/>
+            <w:lang w:val="hr-HR"/>
+          </w:rPr>
+          <w:t>https://www.fer.unizg.hr/predmet/matan1/materijali</w:t>
+        </w:r>
+      </w:hyperlink>
+      <w:r>
+        <w:rPr>
+          <w:lang w:val="hr-HR"/>
+        </w:rPr>
+        <w:br/>
+        <w:t>Pristupljeno: 10. svibnja 2026.</w:t>
+      </w:r>
+    </w:p>
+    <w:p>
+      <w:pPr>
+        <w:pStyle w:val="literatura"/>
+        <w:rPr>
+          <w:lang w:val="hr-HR"/>
+        </w:rPr>
+      </w:pPr>
+      <w:r>
+        <w:rPr>
+          <w:lang w:val="hr-HR"/>
+        </w:rPr>
+        <w:t xml:space="preserve">Fakultet elektrotehnike i računarstva u Zagrebu: </w:t>
+      </w:r>
+      <w:r>
+        <w:rPr>
+          <w:i/>
+          <w:iCs/>
+          <w:lang w:val="hr-HR"/>
+        </w:rPr>
+        <w:t xml:space="preserve">ispiti s kolegija </w:t>
+      </w:r>
+      <w:r>
+        <w:rPr>
+          <w:i/>
+          <w:iCs/>
+          <w:lang w:val="hr-HR"/>
+        </w:rPr>
+        <w:t>Objektno orijentirano programiranje</w:t>
+      </w:r>
+      <w:r>
+        <w:rPr>
+          <w:lang w:val="hr-HR"/>
+        </w:rPr>
+        <w:br/>
+        <w:t xml:space="preserve">Poveznica: </w:t>
+      </w:r>
+      <w:hyperlink r:id="rId17" w:history="1">
+        <w:r>
+          <w:rPr>
+            <w:rStyle w:val="Hyperlink"/>
+            <w:lang w:val="hr-HR"/>
+          </w:rPr>
+          <w:t>https://www.fer.unizg.hr/predmet/oop/ispiti</w:t>
+        </w:r>
+      </w:hyperlink>
+      <w:r>
+        <w:rPr>
+          <w:lang w:val="hr-HR"/>
+        </w:rPr>
+        <w:br/>
+        <w:t>Pristupljeno: 10. svibnja 2026.</w:t>
+      </w:r>
+    </w:p>
+    <w:p>
+      <w:pPr>
+        <w:pStyle w:val="literatura"/>
+        <w:numPr>
+          <w:ilvl w:val="0"/>
+          <w:numId w:val="0"/>
+        </w:numPr>
+        <w:ind w:left="567"/>
+        <w:rPr>
+          <w:lang w:val="hr-HR"/>
+        </w:rPr>
+      </w:pPr>
     </w:p>
     <w:p>
       <w:pPr>
@@ -1341,8 +2752,8 @@
       </w:pPr>
     </w:p>
     <w:sectPr>
-      <w:footerReference w:type="default" r:id="rId15"/>
-      <w:footerReference w:type="first" r:id="rId16"/>
+      <w:footerReference w:type="default" r:id="rId18"/>
+      <w:footerReference w:type="first" r:id="rId19"/>
       <w:pgSz w:w="11906" w:h="16838"/>
       <w:pgMar w:top="1440" w:right="1440" w:bottom="1440" w:left="1440" w:header="708" w:footer="708" w:gutter="0"/>
       <w:pgNumType w:start="1"/>
@@ -1530,6 +2941,119 @@
 <file path=word/numbering.xml><?xml version="1.0" encoding="utf-8"?>
 <w:numbering xmlns:wpc="http://schemas.microsoft.com/office/word/2010/wordprocessingCanvas" xmlns:cx="http://schemas.microsoft.com/office/drawing/2014/chartex" xmlns:cx1="http://schemas.microsoft.com/office/drawing/2015/9/8/chartex" xmlns:cx2="http://schemas.microsoft.com/office/drawing/2015/10/21/chartex" xmlns:cx3="http://schemas.microsoft.com/office/drawing/2016/5/9/chartex" xmlns:cx4="http://schemas.microsoft.com/office/drawing/2016/5/10/chartex" xmlns:cx5="http://schemas.microsoft.com/office/drawing/2016/5/11/chartex" xmlns:cx6="http://schemas.microsoft.com/office/drawing/2016/5/12/chartex" xmlns:cx7="http://schemas.microsoft.com/office/drawing/2016/5/13/chartex" xmlns:cx8="http://schemas.microsoft.com/office/drawing/2016/5/14/chartex" xmlns:mc="http://schemas.openxmlformats.org/markup-compatibility/2006" xmlns:aink="http://schemas.microsoft.com/office/drawing/2016/ink" xmlns:am3d="http://schemas.microsoft.com/office/drawing/2017/model3d" xmlns:o="urn:schemas-microsoft-com:office:office" xmlns:oel="http://schemas.microsoft.com/office/2019/extlst" xmlns:r="http://schemas.openxmlformats.org/officeDocument/2006/relationships" xmlns:m="http://schemas.openxmlformats.org/officeDocument/2006/math" xmlns:v="urn:schemas-microsoft-com:vml" xmlns:wp14="http://schemas.microsoft.com/office/word/2010/wordprocessingDrawing" xmlns:wp="http://schemas.openxmlformats.org/drawingml/2006/wordprocessingDrawing" xmlns:w10="urn:schemas-microsoft-com:office:word" xmlns:w="http://schemas.openxmlformats.org/wordprocessingml/2006/main" xmlns:w14="http://schemas.microsoft.com/office/word/2010/wordml" xmlns:w15="http://schemas.microsoft.com/office/word/2012/wordml" xmlns:w16cex="http://schemas.microsoft.com/office/word/2018/wordml/cex" xmlns:w16cid="http://schemas.microsoft.com/office/word/2016/wordml/cid" xmlns:w16="http://schemas.microsoft.com/office/word/2018/wordml" xmlns:w16du="http://schemas.microsoft.com/office/word/2023/wordml/word16du" xmlns:w16sdtdh="http://schemas.microsoft.com/office/word/2020/wordml/sdtdatahash" xmlns:w16sdtfl="http://schemas.microsoft.com/office/word/2024/wordml/sdtformatlock" xmlns:w16se="http://schemas.microsoft.com/office/word/2015/wordml/symex" xmlns:wpg="http://schemas.microsoft.com/office/word/2010/wordprocessingGroup" xmlns:wpi="http://schemas.microsoft.com/office/word/2010/wordprocessingInk" xmlns:wne="http://schemas.microsoft.com/office/word/2006/wordml" xmlns:wps="http://schemas.microsoft.com/office/word/2010/wordprocessingShape" mc:Ignorable="w14 w15 w16se w16cid w16 w16cex w16sdtdh w16sdtfl w16du wp14">
   <w:abstractNum w:abstractNumId="0" w15:restartNumberingAfterBreak="0">
+    <w:nsid w:val="029839B2"/>
+    <w:multiLevelType w:val="hybridMultilevel"/>
+    <w:tmpl w:val="45729E1C"/>
+    <w:lvl w:ilvl="0" w:tplc="08090001">
+      <w:start w:val="1"/>
+      <w:numFmt w:val="bullet"/>
+      <w:lvlText w:val=""/>
+      <w:lvlJc w:val="left"/>
+      <w:pPr>
+        <w:ind w:left="720" w:hanging="360"/>
+      </w:pPr>
+      <w:rPr>
+        <w:rFonts w:ascii="Symbol" w:hAnsi="Symbol" w:hint="default"/>
+      </w:rPr>
+    </w:lvl>
+    <w:lvl w:ilvl="1" w:tplc="08090003" w:tentative="1">
+      <w:start w:val="1"/>
+      <w:numFmt w:val="bullet"/>
+      <w:lvlText w:val="o"/>
+      <w:lvlJc w:val="left"/>
+      <w:pPr>
+        <w:ind w:left="1440" w:hanging="360"/>
+      </w:pPr>
+      <w:rPr>
+        <w:rFonts w:ascii="Courier New" w:hAnsi="Courier New" w:cs="Courier New" w:hint="default"/>
+      </w:rPr>
+    </w:lvl>
+    <w:lvl w:ilvl="2" w:tplc="08090005" w:tentative="1">
+      <w:start w:val="1"/>
+      <w:numFmt w:val="bullet"/>
+      <w:lvlText w:val=""/>
+      <w:lvlJc w:val="left"/>
+      <w:pPr>
+        <w:ind w:left="2160" w:hanging="360"/>
+      </w:pPr>
+      <w:rPr>
+        <w:rFonts w:ascii="Wingdings" w:hAnsi="Wingdings" w:hint="default"/>
+      </w:rPr>
+    </w:lvl>
+    <w:lvl w:ilvl="3" w:tplc="08090001" w:tentative="1">
+      <w:start w:val="1"/>
+      <w:numFmt w:val="bullet"/>
+      <w:lvlText w:val=""/>
+      <w:lvlJc w:val="left"/>
+      <w:pPr>
+        <w:ind w:left="2880" w:hanging="360"/>
+      </w:pPr>
+      <w:rPr>
+        <w:rFonts w:ascii="Symbol" w:hAnsi="Symbol" w:hint="default"/>
+      </w:rPr>
+    </w:lvl>
+    <w:lvl w:ilvl="4" w:tplc="08090003" w:tentative="1">
+      <w:start w:val="1"/>
+      <w:numFmt w:val="bullet"/>
+      <w:lvlText w:val="o"/>
+      <w:lvlJc w:val="left"/>
+      <w:pPr>
+        <w:ind w:left="3600" w:hanging="360"/>
+      </w:pPr>
+      <w:rPr>
+        <w:rFonts w:ascii="Courier New" w:hAnsi="Courier New" w:cs="Courier New" w:hint="default"/>
+      </w:rPr>
+    </w:lvl>
+    <w:lvl w:ilvl="5" w:tplc="08090005" w:tentative="1">
+      <w:start w:val="1"/>
+      <w:numFmt w:val="bullet"/>
+      <w:lvlText w:val=""/>
+      <w:lvlJc w:val="left"/>
+      <w:pPr>
+        <w:ind w:left="4320" w:hanging="360"/>
+      </w:pPr>
+      <w:rPr>
+        <w:rFonts w:ascii="Wingdings" w:hAnsi="Wingdings" w:hint="default"/>
+      </w:rPr>
+    </w:lvl>
+    <w:lvl w:ilvl="6" w:tplc="08090001" w:tentative="1">
+      <w:start w:val="1"/>
+      <w:numFmt w:val="bullet"/>
+      <w:lvlText w:val=""/>
+      <w:lvlJc w:val="left"/>
+      <w:pPr>
+        <w:ind w:left="5040" w:hanging="360"/>
+      </w:pPr>
+      <w:rPr>
+        <w:rFonts w:ascii="Symbol" w:hAnsi="Symbol" w:hint="default"/>
+      </w:rPr>
+    </w:lvl>
+    <w:lvl w:ilvl="7" w:tplc="08090003" w:tentative="1">
+      <w:start w:val="1"/>
+      <w:numFmt w:val="bullet"/>
+      <w:lvlText w:val="o"/>
+      <w:lvlJc w:val="left"/>
+      <w:pPr>
+        <w:ind w:left="5760" w:hanging="360"/>
+      </w:pPr>
+      <w:rPr>
+        <w:rFonts w:ascii="Courier New" w:hAnsi="Courier New" w:cs="Courier New" w:hint="default"/>
+      </w:rPr>
+    </w:lvl>
+    <w:lvl w:ilvl="8" w:tplc="08090005" w:tentative="1">
+      <w:start w:val="1"/>
+      <w:numFmt w:val="bullet"/>
+      <w:lvlText w:val=""/>
+      <w:lvlJc w:val="left"/>
+      <w:pPr>
+        <w:ind w:left="6480" w:hanging="360"/>
+      </w:pPr>
+      <w:rPr>
+        <w:rFonts w:ascii="Wingdings" w:hAnsi="Wingdings" w:hint="default"/>
+      </w:rPr>
+    </w:lvl>
+  </w:abstractNum>
+  <w:abstractNum w:abstractNumId="1" w15:restartNumberingAfterBreak="0">
     <w:nsid w:val="099016C0"/>
     <w:multiLevelType w:val="multilevel"/>
     <w:tmpl w:val="EB50DB56"/>
@@ -1651,7 +3175,7 @@
       </w:rPr>
     </w:lvl>
   </w:abstractNum>
-  <w:abstractNum w:abstractNumId="1" w15:restartNumberingAfterBreak="0">
+  <w:abstractNum w:abstractNumId="2" w15:restartNumberingAfterBreak="0">
     <w:nsid w:val="0B916BC9"/>
     <w:multiLevelType w:val="multilevel"/>
     <w:tmpl w:val="0809001F"/>
@@ -1737,7 +3261,7 @@
       </w:pPr>
     </w:lvl>
   </w:abstractNum>
-  <w:abstractNum w:abstractNumId="2" w15:restartNumberingAfterBreak="0">
+  <w:abstractNum w:abstractNumId="3" w15:restartNumberingAfterBreak="0">
     <w:nsid w:val="0F056681"/>
     <w:multiLevelType w:val="multilevel"/>
     <w:tmpl w:val="04CC707A"/>
@@ -1850,7 +3374,7 @@
       </w:rPr>
     </w:lvl>
   </w:abstractNum>
-  <w:abstractNum w:abstractNumId="3" w15:restartNumberingAfterBreak="0">
+  <w:abstractNum w:abstractNumId="4" w15:restartNumberingAfterBreak="0">
     <w:nsid w:val="18A112C8"/>
     <w:multiLevelType w:val="hybridMultilevel"/>
     <w:tmpl w:val="8D324488"/>
@@ -1936,7 +3460,129 @@
       </w:pPr>
     </w:lvl>
   </w:abstractNum>
-  <w:abstractNum w:abstractNumId="4" w15:restartNumberingAfterBreak="0">
+  <w:abstractNum w:abstractNumId="5" w15:restartNumberingAfterBreak="0">
+    <w:nsid w:val="257E7B2D"/>
+    <w:multiLevelType w:val="multilevel"/>
+    <w:tmpl w:val="EB50DB56"/>
+    <w:lvl w:ilvl="0">
+      <w:start w:val="3"/>
+      <w:numFmt w:val="decimal"/>
+      <w:lvlText w:val="%1"/>
+      <w:lvlJc w:val="left"/>
+      <w:pPr>
+        <w:ind w:left="450" w:hanging="450"/>
+      </w:pPr>
+      <w:rPr>
+        <w:rFonts w:hint="default"/>
+        <w:sz w:val="32"/>
+      </w:rPr>
+    </w:lvl>
+    <w:lvl w:ilvl="1">
+      <w:start w:val="1"/>
+      <w:numFmt w:val="decimal"/>
+      <w:lvlText w:val="%1.%2"/>
+      <w:lvlJc w:val="left"/>
+      <w:pPr>
+        <w:ind w:left="720" w:hanging="720"/>
+      </w:pPr>
+      <w:rPr>
+        <w:rFonts w:hint="default"/>
+        <w:sz w:val="32"/>
+      </w:rPr>
+    </w:lvl>
+    <w:lvl w:ilvl="2">
+      <w:start w:val="1"/>
+      <w:numFmt w:val="decimal"/>
+      <w:lvlText w:val="%1.%2.%3"/>
+      <w:lvlJc w:val="left"/>
+      <w:pPr>
+        <w:ind w:left="1080" w:hanging="1080"/>
+      </w:pPr>
+      <w:rPr>
+        <w:rFonts w:hint="default"/>
+        <w:sz w:val="32"/>
+      </w:rPr>
+    </w:lvl>
+    <w:lvl w:ilvl="3">
+      <w:start w:val="1"/>
+      <w:numFmt w:val="decimal"/>
+      <w:lvlText w:val="%1.%2.%3.%4"/>
+      <w:lvlJc w:val="left"/>
+      <w:pPr>
+        <w:ind w:left="1440" w:hanging="1440"/>
+      </w:pPr>
+      <w:rPr>
+        <w:rFonts w:hint="default"/>
+        <w:sz w:val="32"/>
+      </w:rPr>
+    </w:lvl>
+    <w:lvl w:ilvl="4">
+      <w:start w:val="1"/>
+      <w:numFmt w:val="decimal"/>
+      <w:lvlText w:val="%1.%2.%3.%4.%5"/>
+      <w:lvlJc w:val="left"/>
+      <w:pPr>
+        <w:ind w:left="1440" w:hanging="1440"/>
+      </w:pPr>
+      <w:rPr>
+        <w:rFonts w:hint="default"/>
+        <w:sz w:val="32"/>
+      </w:rPr>
+    </w:lvl>
+    <w:lvl w:ilvl="5">
+      <w:start w:val="1"/>
+      <w:numFmt w:val="decimal"/>
+      <w:lvlText w:val="%1.%2.%3.%4.%5.%6"/>
+      <w:lvlJc w:val="left"/>
+      <w:pPr>
+        <w:ind w:left="1800" w:hanging="1800"/>
+      </w:pPr>
+      <w:rPr>
+        <w:rFonts w:hint="default"/>
+        <w:sz w:val="32"/>
+      </w:rPr>
+    </w:lvl>
+    <w:lvl w:ilvl="6">
+      <w:start w:val="1"/>
+      <w:numFmt w:val="decimal"/>
+      <w:lvlText w:val="%1.%2.%3.%4.%5.%6.%7"/>
+      <w:lvlJc w:val="left"/>
+      <w:pPr>
+        <w:ind w:left="2160" w:hanging="2160"/>
+      </w:pPr>
+      <w:rPr>
+        <w:rFonts w:hint="default"/>
+        <w:sz w:val="32"/>
+      </w:rPr>
+    </w:lvl>
+    <w:lvl w:ilvl="7">
+      <w:start w:val="1"/>
+      <w:numFmt w:val="decimal"/>
+      <w:lvlText w:val="%1.%2.%3.%4.%5.%6.%7.%8"/>
+      <w:lvlJc w:val="left"/>
+      <w:pPr>
+        <w:ind w:left="2520" w:hanging="2520"/>
+      </w:pPr>
+      <w:rPr>
+        <w:rFonts w:hint="default"/>
+        <w:sz w:val="32"/>
+      </w:rPr>
+    </w:lvl>
+    <w:lvl w:ilvl="8">
+      <w:start w:val="1"/>
+      <w:numFmt w:val="decimal"/>
+      <w:lvlText w:val="%1.%2.%3.%4.%5.%6.%7.%8.%9"/>
+      <w:lvlJc w:val="left"/>
+      <w:pPr>
+        <w:ind w:left="2880" w:hanging="2880"/>
+      </w:pPr>
+      <w:rPr>
+        <w:rFonts w:hint="default"/>
+        <w:sz w:val="32"/>
+      </w:rPr>
+    </w:lvl>
+  </w:abstractNum>
+  <w:abstractNum w:abstractNumId="6" w15:restartNumberingAfterBreak="0">
     <w:nsid w:val="2F773668"/>
     <w:multiLevelType w:val="multilevel"/>
     <w:tmpl w:val="04CC707A"/>
@@ -2049,7 +3695,7 @@
       </w:rPr>
     </w:lvl>
   </w:abstractNum>
-  <w:abstractNum w:abstractNumId="5" w15:restartNumberingAfterBreak="0">
+  <w:abstractNum w:abstractNumId="7" w15:restartNumberingAfterBreak="0">
     <w:nsid w:val="3B8B07BD"/>
     <w:multiLevelType w:val="multilevel"/>
     <w:tmpl w:val="04CC707A"/>
@@ -2162,7 +3808,7 @@
       </w:rPr>
     </w:lvl>
   </w:abstractNum>
-  <w:abstractNum w:abstractNumId="6" w15:restartNumberingAfterBreak="0">
+  <w:abstractNum w:abstractNumId="8" w15:restartNumberingAfterBreak="0">
     <w:nsid w:val="42A43E1D"/>
     <w:multiLevelType w:val="multilevel"/>
     <w:tmpl w:val="0809001F"/>
@@ -2248,7 +3894,7 @@
       </w:pPr>
     </w:lvl>
   </w:abstractNum>
-  <w:abstractNum w:abstractNumId="7" w15:restartNumberingAfterBreak="0">
+  <w:abstractNum w:abstractNumId="9" w15:restartNumberingAfterBreak="0">
     <w:nsid w:val="52681E8E"/>
     <w:multiLevelType w:val="hybridMultilevel"/>
     <w:tmpl w:val="10BEAB02"/>
@@ -2367,7 +4013,7 @@
       </w:pPr>
     </w:lvl>
   </w:abstractNum>
-  <w:abstractNum w:abstractNumId="8" w15:restartNumberingAfterBreak="0">
+  <w:abstractNum w:abstractNumId="10" w15:restartNumberingAfterBreak="0">
     <w:nsid w:val="5B20198E"/>
     <w:multiLevelType w:val="hybridMultilevel"/>
     <w:tmpl w:val="4544B422"/>
@@ -2480,7 +4126,120 @@
       </w:rPr>
     </w:lvl>
   </w:abstractNum>
-  <w:abstractNum w:abstractNumId="9" w15:restartNumberingAfterBreak="0">
+  <w:abstractNum w:abstractNumId="11" w15:restartNumberingAfterBreak="0">
+    <w:nsid w:val="6C4C630D"/>
+    <w:multiLevelType w:val="hybridMultilevel"/>
+    <w:tmpl w:val="7E8055F8"/>
+    <w:lvl w:ilvl="0" w:tplc="08090001">
+      <w:start w:val="1"/>
+      <w:numFmt w:val="bullet"/>
+      <w:lvlText w:val=""/>
+      <w:lvlJc w:val="left"/>
+      <w:pPr>
+        <w:ind w:left="3600" w:hanging="360"/>
+      </w:pPr>
+      <w:rPr>
+        <w:rFonts w:ascii="Symbol" w:hAnsi="Symbol" w:hint="default"/>
+      </w:rPr>
+    </w:lvl>
+    <w:lvl w:ilvl="1" w:tplc="08090003" w:tentative="1">
+      <w:start w:val="1"/>
+      <w:numFmt w:val="bullet"/>
+      <w:lvlText w:val="o"/>
+      <w:lvlJc w:val="left"/>
+      <w:pPr>
+        <w:ind w:left="4320" w:hanging="360"/>
+      </w:pPr>
+      <w:rPr>
+        <w:rFonts w:ascii="Courier New" w:hAnsi="Courier New" w:cs="Courier New" w:hint="default"/>
+      </w:rPr>
+    </w:lvl>
+    <w:lvl w:ilvl="2" w:tplc="08090005" w:tentative="1">
+      <w:start w:val="1"/>
+      <w:numFmt w:val="bullet"/>
+      <w:lvlText w:val=""/>
+      <w:lvlJc w:val="left"/>
+      <w:pPr>
+        <w:ind w:left="5040" w:hanging="360"/>
+      </w:pPr>
+      <w:rPr>
+        <w:rFonts w:ascii="Wingdings" w:hAnsi="Wingdings" w:hint="default"/>
+      </w:rPr>
+    </w:lvl>
+    <w:lvl w:ilvl="3" w:tplc="08090001" w:tentative="1">
+      <w:start w:val="1"/>
+      <w:numFmt w:val="bullet"/>
+      <w:lvlText w:val=""/>
+      <w:lvlJc w:val="left"/>
+      <w:pPr>
+        <w:ind w:left="5760" w:hanging="360"/>
+      </w:pPr>
+      <w:rPr>
+        <w:rFonts w:ascii="Symbol" w:hAnsi="Symbol" w:hint="default"/>
+      </w:rPr>
+    </w:lvl>
+    <w:lvl w:ilvl="4" w:tplc="08090003" w:tentative="1">
+      <w:start w:val="1"/>
+      <w:numFmt w:val="bullet"/>
+      <w:lvlText w:val="o"/>
+      <w:lvlJc w:val="left"/>
+      <w:pPr>
+        <w:ind w:left="6480" w:hanging="360"/>
+      </w:pPr>
+      <w:rPr>
+        <w:rFonts w:ascii="Courier New" w:hAnsi="Courier New" w:cs="Courier New" w:hint="default"/>
+      </w:rPr>
+    </w:lvl>
+    <w:lvl w:ilvl="5" w:tplc="08090005" w:tentative="1">
+      <w:start w:val="1"/>
+      <w:numFmt w:val="bullet"/>
+      <w:lvlText w:val=""/>
+      <w:lvlJc w:val="left"/>
+      <w:pPr>
+        <w:ind w:left="7200" w:hanging="360"/>
+      </w:pPr>
+      <w:rPr>
+        <w:rFonts w:ascii="Wingdings" w:hAnsi="Wingdings" w:hint="default"/>
+      </w:rPr>
+    </w:lvl>
+    <w:lvl w:ilvl="6" w:tplc="08090001" w:tentative="1">
+      <w:start w:val="1"/>
+      <w:numFmt w:val="bullet"/>
+      <w:lvlText w:val=""/>
+      <w:lvlJc w:val="left"/>
+      <w:pPr>
+        <w:ind w:left="7920" w:hanging="360"/>
+      </w:pPr>
+      <w:rPr>
+        <w:rFonts w:ascii="Symbol" w:hAnsi="Symbol" w:hint="default"/>
+      </w:rPr>
+    </w:lvl>
+    <w:lvl w:ilvl="7" w:tplc="08090003" w:tentative="1">
+      <w:start w:val="1"/>
+      <w:numFmt w:val="bullet"/>
+      <w:lvlText w:val="o"/>
+      <w:lvlJc w:val="left"/>
+      <w:pPr>
+        <w:ind w:left="8640" w:hanging="360"/>
+      </w:pPr>
+      <w:rPr>
+        <w:rFonts w:ascii="Courier New" w:hAnsi="Courier New" w:cs="Courier New" w:hint="default"/>
+      </w:rPr>
+    </w:lvl>
+    <w:lvl w:ilvl="8" w:tplc="08090005" w:tentative="1">
+      <w:start w:val="1"/>
+      <w:numFmt w:val="bullet"/>
+      <w:lvlText w:val=""/>
+      <w:lvlJc w:val="left"/>
+      <w:pPr>
+        <w:ind w:left="9360" w:hanging="360"/>
+      </w:pPr>
+      <w:rPr>
+        <w:rFonts w:ascii="Wingdings" w:hAnsi="Wingdings" w:hint="default"/>
+      </w:rPr>
+    </w:lvl>
+  </w:abstractNum>
+  <w:abstractNum w:abstractNumId="12" w15:restartNumberingAfterBreak="0">
     <w:nsid w:val="6DE94FAE"/>
     <w:multiLevelType w:val="multilevel"/>
     <w:tmpl w:val="0809001F"/>
@@ -2566,7 +4325,7 @@
       </w:pPr>
     </w:lvl>
   </w:abstractNum>
-  <w:abstractNum w:abstractNumId="10" w15:restartNumberingAfterBreak="0">
+  <w:abstractNum w:abstractNumId="13" w15:restartNumberingAfterBreak="0">
     <w:nsid w:val="6ED70C20"/>
     <w:multiLevelType w:val="multilevel"/>
     <w:tmpl w:val="04CC707A"/>
@@ -2679,7 +4438,7 @@
       </w:rPr>
     </w:lvl>
   </w:abstractNum>
-  <w:abstractNum w:abstractNumId="11" w15:restartNumberingAfterBreak="0">
+  <w:abstractNum w:abstractNumId="14" w15:restartNumberingAfterBreak="0">
     <w:nsid w:val="72A97C1A"/>
     <w:multiLevelType w:val="hybridMultilevel"/>
     <w:tmpl w:val="6680B47E"/>
@@ -2792,41 +4551,166 @@
       </w:rPr>
     </w:lvl>
   </w:abstractNum>
+  <w:abstractNum w:abstractNumId="15" w15:restartNumberingAfterBreak="0">
+    <w:nsid w:val="775C5AE7"/>
+    <w:multiLevelType w:val="hybridMultilevel"/>
+    <w:tmpl w:val="C630A806"/>
+    <w:lvl w:ilvl="0" w:tplc="08090001">
+      <w:start w:val="1"/>
+      <w:numFmt w:val="bullet"/>
+      <w:lvlText w:val=""/>
+      <w:lvlJc w:val="left"/>
+      <w:pPr>
+        <w:ind w:left="720" w:hanging="360"/>
+      </w:pPr>
+      <w:rPr>
+        <w:rFonts w:ascii="Symbol" w:hAnsi="Symbol" w:hint="default"/>
+      </w:rPr>
+    </w:lvl>
+    <w:lvl w:ilvl="1" w:tplc="08090003" w:tentative="1">
+      <w:start w:val="1"/>
+      <w:numFmt w:val="bullet"/>
+      <w:lvlText w:val="o"/>
+      <w:lvlJc w:val="left"/>
+      <w:pPr>
+        <w:ind w:left="1440" w:hanging="360"/>
+      </w:pPr>
+      <w:rPr>
+        <w:rFonts w:ascii="Courier New" w:hAnsi="Courier New" w:cs="Courier New" w:hint="default"/>
+      </w:rPr>
+    </w:lvl>
+    <w:lvl w:ilvl="2" w:tplc="08090005" w:tentative="1">
+      <w:start w:val="1"/>
+      <w:numFmt w:val="bullet"/>
+      <w:lvlText w:val=""/>
+      <w:lvlJc w:val="left"/>
+      <w:pPr>
+        <w:ind w:left="2160" w:hanging="360"/>
+      </w:pPr>
+      <w:rPr>
+        <w:rFonts w:ascii="Wingdings" w:hAnsi="Wingdings" w:hint="default"/>
+      </w:rPr>
+    </w:lvl>
+    <w:lvl w:ilvl="3" w:tplc="08090001" w:tentative="1">
+      <w:start w:val="1"/>
+      <w:numFmt w:val="bullet"/>
+      <w:lvlText w:val=""/>
+      <w:lvlJc w:val="left"/>
+      <w:pPr>
+        <w:ind w:left="2880" w:hanging="360"/>
+      </w:pPr>
+      <w:rPr>
+        <w:rFonts w:ascii="Symbol" w:hAnsi="Symbol" w:hint="default"/>
+      </w:rPr>
+    </w:lvl>
+    <w:lvl w:ilvl="4" w:tplc="08090003" w:tentative="1">
+      <w:start w:val="1"/>
+      <w:numFmt w:val="bullet"/>
+      <w:lvlText w:val="o"/>
+      <w:lvlJc w:val="left"/>
+      <w:pPr>
+        <w:ind w:left="3600" w:hanging="360"/>
+      </w:pPr>
+      <w:rPr>
+        <w:rFonts w:ascii="Courier New" w:hAnsi="Courier New" w:cs="Courier New" w:hint="default"/>
+      </w:rPr>
+    </w:lvl>
+    <w:lvl w:ilvl="5" w:tplc="08090005" w:tentative="1">
+      <w:start w:val="1"/>
+      <w:numFmt w:val="bullet"/>
+      <w:lvlText w:val=""/>
+      <w:lvlJc w:val="left"/>
+      <w:pPr>
+        <w:ind w:left="4320" w:hanging="360"/>
+      </w:pPr>
+      <w:rPr>
+        <w:rFonts w:ascii="Wingdings" w:hAnsi="Wingdings" w:hint="default"/>
+      </w:rPr>
+    </w:lvl>
+    <w:lvl w:ilvl="6" w:tplc="08090001" w:tentative="1">
+      <w:start w:val="1"/>
+      <w:numFmt w:val="bullet"/>
+      <w:lvlText w:val=""/>
+      <w:lvlJc w:val="left"/>
+      <w:pPr>
+        <w:ind w:left="5040" w:hanging="360"/>
+      </w:pPr>
+      <w:rPr>
+        <w:rFonts w:ascii="Symbol" w:hAnsi="Symbol" w:hint="default"/>
+      </w:rPr>
+    </w:lvl>
+    <w:lvl w:ilvl="7" w:tplc="08090003" w:tentative="1">
+      <w:start w:val="1"/>
+      <w:numFmt w:val="bullet"/>
+      <w:lvlText w:val="o"/>
+      <w:lvlJc w:val="left"/>
+      <w:pPr>
+        <w:ind w:left="5760" w:hanging="360"/>
+      </w:pPr>
+      <w:rPr>
+        <w:rFonts w:ascii="Courier New" w:hAnsi="Courier New" w:cs="Courier New" w:hint="default"/>
+      </w:rPr>
+    </w:lvl>
+    <w:lvl w:ilvl="8" w:tplc="08090005" w:tentative="1">
+      <w:start w:val="1"/>
+      <w:numFmt w:val="bullet"/>
+      <w:lvlText w:val=""/>
+      <w:lvlJc w:val="left"/>
+      <w:pPr>
+        <w:ind w:left="6480" w:hanging="360"/>
+      </w:pPr>
+      <w:rPr>
+        <w:rFonts w:ascii="Wingdings" w:hAnsi="Wingdings" w:hint="default"/>
+      </w:rPr>
+    </w:lvl>
+  </w:abstractNum>
   <w:num w:numId="1" w16cid:durableId="1466898064">
+    <w:abstractNumId w:val="8"/>
+  </w:num>
+  <w:num w:numId="2" w16cid:durableId="746343910">
+    <w:abstractNumId w:val="9"/>
+  </w:num>
+  <w:num w:numId="3" w16cid:durableId="1388726702">
+    <w:abstractNumId w:val="12"/>
+  </w:num>
+  <w:num w:numId="4" w16cid:durableId="2109235253">
+    <w:abstractNumId w:val="2"/>
+  </w:num>
+  <w:num w:numId="5" w16cid:durableId="1173648719">
+    <w:abstractNumId w:val="7"/>
+  </w:num>
+  <w:num w:numId="6" w16cid:durableId="429349247">
+    <w:abstractNumId w:val="4"/>
+  </w:num>
+  <w:num w:numId="7" w16cid:durableId="132603594">
     <w:abstractNumId w:val="6"/>
   </w:num>
-  <w:num w:numId="2" w16cid:durableId="746343910">
-    <w:abstractNumId w:val="7"/>
+  <w:num w:numId="8" w16cid:durableId="2045516227">
+    <w:abstractNumId w:val="3"/>
   </w:num>
-  <w:num w:numId="3" w16cid:durableId="1388726702">
-    <w:abstractNumId w:val="9"/>
+  <w:num w:numId="9" w16cid:durableId="781457935">
+    <w:abstractNumId w:val="14"/>
   </w:num>
-  <w:num w:numId="4" w16cid:durableId="2109235253">
+  <w:num w:numId="10" w16cid:durableId="1335840651">
+    <w:abstractNumId w:val="13"/>
+  </w:num>
+  <w:num w:numId="11" w16cid:durableId="348264149">
     <w:abstractNumId w:val="1"/>
   </w:num>
-  <w:num w:numId="5" w16cid:durableId="1173648719">
-    <w:abstractNumId w:val="5"/>
+  <w:num w:numId="12" w16cid:durableId="169757342">
+    <w:abstractNumId w:val="10"/>
   </w:num>
-  <w:num w:numId="6" w16cid:durableId="429349247">
-    <w:abstractNumId w:val="3"/>
-  </w:num>
-  <w:num w:numId="7" w16cid:durableId="132603594">
-    <w:abstractNumId w:val="4"/>
-  </w:num>
-  <w:num w:numId="8" w16cid:durableId="2045516227">
-    <w:abstractNumId w:val="2"/>
-  </w:num>
-  <w:num w:numId="9" w16cid:durableId="781457935">
+  <w:num w:numId="13" w16cid:durableId="1094281075">
     <w:abstractNumId w:val="11"/>
   </w:num>
-  <w:num w:numId="10" w16cid:durableId="1335840651">
-    <w:abstractNumId w:val="10"/>
+  <w:num w:numId="14" w16cid:durableId="574753191">
+    <w:abstractNumId w:val="15"/>
   </w:num>
-  <w:num w:numId="11" w16cid:durableId="348264149">
+  <w:num w:numId="15" w16cid:durableId="648562639">
     <w:abstractNumId w:val="0"/>
   </w:num>
-  <w:num w:numId="12" w16cid:durableId="169757342">
-    <w:abstractNumId w:val="8"/>
+  <w:num w:numId="16" w16cid:durableId="1922517267">
+    <w:abstractNumId w:val="5"/>
   </w:num>
 </w:numbering>
 </file>
@@ -3768,7 +5652,7 @@
     <w:autoRedefine/>
     <w:uiPriority w:val="39"/>
     <w:unhideWhenUsed/>
-    <w:rsid w:val="007815B3"/>
+    <w:rsid w:val="00FA257E"/>
     <w:pPr>
       <w:tabs>
         <w:tab w:val="left" w:pos="480"/>
@@ -3776,6 +5660,13 @@
       </w:tabs>
       <w:spacing w:after="100"/>
     </w:pPr>
+    <w:rPr>
+      <w:rFonts w:ascii="Calibri" w:hAnsi="Calibri" w:cs="Calibri"/>
+      <w:b/>
+      <w:bCs/>
+      <w:sz w:val="28"/>
+      <w:szCs w:val="28"/>
+    </w:rPr>
   </w:style>
   <w:style w:type="character" w:styleId="Hyperlink">
     <w:name w:val="Hyperlink"/>
@@ -3878,6 +5769,34 @@
     <w:rPr>
       <w:color w:val="96607D" w:themeColor="followedHyperlink"/>
       <w:u w:val="single"/>
+    </w:rPr>
+  </w:style>
+  <w:style w:type="paragraph" w:styleId="TOC2">
+    <w:name w:val="toc 2"/>
+    <w:basedOn w:val="Normal"/>
+    <w:next w:val="Normal"/>
+    <w:autoRedefine/>
+    <w:uiPriority w:val="39"/>
+    <w:unhideWhenUsed/>
+    <w:rsid w:val="00203701"/>
+    <w:pPr>
+      <w:spacing w:after="100"/>
+      <w:ind w:left="240"/>
+    </w:pPr>
+  </w:style>
+  <w:style w:type="paragraph" w:styleId="NoSpacing">
+    <w:name w:val="No Spacing"/>
+    <w:uiPriority w:val="1"/>
+    <w:qFormat/>
+    <w:rsid w:val="00203701"/>
+    <w:pPr>
+      <w:spacing w:after="0" w:line="240" w:lineRule="auto"/>
+      <w:jc w:val="both"/>
+    </w:pPr>
+    <w:rPr>
+      <w:rFonts w:ascii="Times New Roman" w:hAnsi="Times New Roman"/>
+      <w:noProof/>
+      <w:lang w:val="hr-HR"/>
     </w:rPr>
   </w:style>
 </w:styles>
